--- a/output/燕京中发尽调报告/燕京中发主板上市财务指标测算.docx
+++ b/output/燕京中发尽调报告/燕京中发主板上市财务指标测算.docx
@@ -253,7 +253,7 @@
                 <w:sz w:val="24"/>
                 <w:szCs w:val="24"/>
               </w:rPr>
-              <w:t xml:space="preserve">三、 主板重组上市的路径</w:t>
+              <w:t xml:space="preserve">三、 按公司战略规划数据的模拟测算</w:t>
             </w:r>
             <w:r>
               <w:rPr>
@@ -336,7 +336,7 @@
                 <w:sz w:val="24"/>
                 <w:szCs w:val="24"/>
               </w:rPr>
-              <w:t xml:space="preserve">3.1 重组上市的认定</w:t>
+              <w:t xml:space="preserve">3.1 规划数据及口径说明</w:t>
             </w:r>
             <w:r>
               <w:rPr>
@@ -425,7 +425,7 @@
                 <w:sz w:val="24"/>
                 <w:szCs w:val="24"/>
               </w:rPr>
-              <w:t xml:space="preserve">3.2 标的资产的财务条件</w:t>
+              <w:t xml:space="preserve">3.2 滚动三年测算</w:t>
             </w:r>
             <w:r>
               <w:rPr>
@@ -480,6 +480,86 @@
             <w:r>
               <w:rPr>
                 <w:rFonts w:eastAsia="宋体"/>
+                <w:webHidden/>
+                <w:noProof/>
+                <w:sz w:val="24"/>
+                <w:szCs w:val="24"/>
+              </w:rPr>
+              <w:fldChar w:fldCharType="end"/>
+            </w:r>
+          </w:hyperlink>
+        </w:p>
+        <w:p>
+          <w:pPr>
+            <w:pStyle w:val="TOC1"/>
+            <w:tabs>
+              <w:tab w:val="right" w:leader="dot" w:pos="8299"/>
+            </w:tabs>
+            <w:spacing w:line="360" w:lineRule="auto"/>
+            <w:rPr>
+              <w:noProof/>
+              <w:sz w:val="24"/>
+              <w:szCs w:val="24"/>
+            </w:rPr>
+          </w:pPr>
+          <w:hyperlink w:anchor="_Toc900005" w:history="1">
+            <w:r>
+              <w:rPr>
+                <w:rStyle w:val="a5"/>
+                <w:bCs w:val="0"/>
+                <w:noProof/>
+                <w:sz w:val="24"/>
+                <w:szCs w:val="24"/>
+              </w:rPr>
+              <w:t xml:space="preserve">四、 主板重组上市的路径</w:t>
+            </w:r>
+            <w:r>
+              <w:rPr>
+                <w:webHidden/>
+                <w:noProof/>
+                <w:sz w:val="24"/>
+                <w:szCs w:val="24"/>
+              </w:rPr>
+              <w:tab/>
+            </w:r>
+            <w:r>
+              <w:rPr>
+                <w:webHidden/>
+                <w:noProof/>
+                <w:sz w:val="24"/>
+                <w:szCs w:val="24"/>
+              </w:rPr>
+              <w:fldChar w:fldCharType="begin"/>
+            </w:r>
+            <w:r>
+              <w:rPr>
+                <w:webHidden/>
+                <w:noProof/>
+                <w:sz w:val="24"/>
+                <w:szCs w:val="24"/>
+              </w:rPr>
+              <w:instrText xml:space="preserve"> PAGEREF _Toc900005 \h </w:instrText>
+            </w:r>
+            <w:r>
+              <w:rPr>
+                <w:webHidden/>
+                <w:noProof/>
+                <w:sz w:val="24"/>
+                <w:szCs w:val="24"/>
+              </w:rPr>
+              <w:fldChar w:fldCharType="separate"/>
+            </w:r>
+            <w:r>
+              <w:rPr>
+                <w:webHidden/>
+                <w:noProof/>
+                <w:sz w:val="24"/>
+                <w:szCs w:val="24"/>
+              </w:rPr>
+              <w:t>5</w:t>
+            </w:r>
+            <w:r>
+              <w:rPr>
                 <w:webHidden/>
                 <w:noProof/>
                 <w:sz w:val="24"/>
@@ -504,7 +584,7 @@
               <w:szCs w:val="24"/>
             </w:rPr>
           </w:pPr>
-          <w:hyperlink w:anchor="_Toc900005" w:history="1">
+          <w:hyperlink w:anchor="_Toc900006" w:history="1">
             <w:r>
               <w:rPr>
                 <w:rStyle w:val="a5"/>
@@ -514,7 +594,7 @@
                 <w:sz w:val="24"/>
                 <w:szCs w:val="24"/>
               </w:rPr>
-              <w:t xml:space="preserve">3.3 交易结构方面的因素</w:t>
+              <w:t xml:space="preserve">4.1 重组上市的认定</w:t>
             </w:r>
             <w:r>
               <w:rPr>
@@ -544,7 +624,7 @@
                 <w:sz w:val="24"/>
                 <w:szCs w:val="24"/>
               </w:rPr>
-              <w:instrText xml:space="preserve"> PAGEREF _Toc900005 \h </w:instrText>
+              <w:instrText xml:space="preserve"> PAGEREF _Toc900006 \h </w:instrText>
             </w:r>
             <w:r>
               <w:rPr>
@@ -564,7 +644,185 @@
                 <w:sz w:val="24"/>
                 <w:szCs w:val="24"/>
               </w:rPr>
-              <w:t>4</w:t>
+              <w:t>5</w:t>
+            </w:r>
+            <w:r>
+              <w:rPr>
+                <w:rFonts w:eastAsia="宋体"/>
+                <w:webHidden/>
+                <w:noProof/>
+                <w:sz w:val="24"/>
+                <w:szCs w:val="24"/>
+              </w:rPr>
+              <w:fldChar w:fldCharType="end"/>
+            </w:r>
+          </w:hyperlink>
+        </w:p>
+        <w:p>
+          <w:pPr>
+            <w:pStyle w:val="TOC2"/>
+            <w:tabs>
+              <w:tab w:val="right" w:leader="dot" w:pos="8299"/>
+            </w:tabs>
+            <w:spacing w:line="360" w:lineRule="auto"/>
+            <w:ind w:left="400"/>
+            <w:rPr>
+              <w:rFonts w:eastAsia="宋体"/>
+              <w:noProof/>
+              <w:sz w:val="24"/>
+              <w:szCs w:val="24"/>
+            </w:rPr>
+          </w:pPr>
+          <w:hyperlink w:anchor="_Toc900007" w:history="1">
+            <w:r>
+              <w:rPr>
+                <w:rStyle w:val="a5"/>
+                <w:rFonts w:eastAsia="宋体" w:cs="宋体"/>
+                <w:bCs/>
+                <w:noProof/>
+                <w:sz w:val="24"/>
+                <w:szCs w:val="24"/>
+              </w:rPr>
+              <w:t xml:space="preserve">4.2 标的资产的财务条件</w:t>
+            </w:r>
+            <w:r>
+              <w:rPr>
+                <w:rFonts w:eastAsia="宋体"/>
+                <w:webHidden/>
+                <w:noProof/>
+                <w:sz w:val="24"/>
+                <w:szCs w:val="24"/>
+              </w:rPr>
+              <w:tab/>
+            </w:r>
+            <w:r>
+              <w:rPr>
+                <w:rFonts w:eastAsia="宋体"/>
+                <w:webHidden/>
+                <w:noProof/>
+                <w:sz w:val="24"/>
+                <w:szCs w:val="24"/>
+              </w:rPr>
+              <w:fldChar w:fldCharType="begin"/>
+            </w:r>
+            <w:r>
+              <w:rPr>
+                <w:rFonts w:eastAsia="宋体"/>
+                <w:webHidden/>
+                <w:noProof/>
+                <w:sz w:val="24"/>
+                <w:szCs w:val="24"/>
+              </w:rPr>
+              <w:instrText xml:space="preserve"> PAGEREF _Toc900007 \h </w:instrText>
+            </w:r>
+            <w:r>
+              <w:rPr>
+                <w:rFonts w:eastAsia="宋体"/>
+                <w:webHidden/>
+                <w:noProof/>
+                <w:sz w:val="24"/>
+                <w:szCs w:val="24"/>
+              </w:rPr>
+              <w:fldChar w:fldCharType="separate"/>
+            </w:r>
+            <w:r>
+              <w:rPr>
+                <w:rFonts w:eastAsia="宋体"/>
+                <w:webHidden/>
+                <w:noProof/>
+                <w:sz w:val="24"/>
+                <w:szCs w:val="24"/>
+              </w:rPr>
+              <w:t>5</w:t>
+            </w:r>
+            <w:r>
+              <w:rPr>
+                <w:rFonts w:eastAsia="宋体"/>
+                <w:webHidden/>
+                <w:noProof/>
+                <w:sz w:val="24"/>
+                <w:szCs w:val="24"/>
+              </w:rPr>
+              <w:fldChar w:fldCharType="end"/>
+            </w:r>
+          </w:hyperlink>
+        </w:p>
+        <w:p>
+          <w:pPr>
+            <w:pStyle w:val="TOC2"/>
+            <w:tabs>
+              <w:tab w:val="right" w:leader="dot" w:pos="8299"/>
+            </w:tabs>
+            <w:spacing w:line="360" w:lineRule="auto"/>
+            <w:ind w:left="400"/>
+            <w:rPr>
+              <w:rFonts w:eastAsia="宋体"/>
+              <w:noProof/>
+              <w:sz w:val="24"/>
+              <w:szCs w:val="24"/>
+            </w:rPr>
+          </w:pPr>
+          <w:hyperlink w:anchor="_Toc900008" w:history="1">
+            <w:r>
+              <w:rPr>
+                <w:rStyle w:val="a5"/>
+                <w:rFonts w:eastAsia="宋体" w:cs="宋体"/>
+                <w:bCs/>
+                <w:noProof/>
+                <w:sz w:val="24"/>
+                <w:szCs w:val="24"/>
+              </w:rPr>
+              <w:t xml:space="preserve">4.3 交易结构方面的因素</w:t>
+            </w:r>
+            <w:r>
+              <w:rPr>
+                <w:rFonts w:eastAsia="宋体"/>
+                <w:webHidden/>
+                <w:noProof/>
+                <w:sz w:val="24"/>
+                <w:szCs w:val="24"/>
+              </w:rPr>
+              <w:tab/>
+            </w:r>
+            <w:r>
+              <w:rPr>
+                <w:rFonts w:eastAsia="宋体"/>
+                <w:webHidden/>
+                <w:noProof/>
+                <w:sz w:val="24"/>
+                <w:szCs w:val="24"/>
+              </w:rPr>
+              <w:fldChar w:fldCharType="begin"/>
+            </w:r>
+            <w:r>
+              <w:rPr>
+                <w:rFonts w:eastAsia="宋体"/>
+                <w:webHidden/>
+                <w:noProof/>
+                <w:sz w:val="24"/>
+                <w:szCs w:val="24"/>
+              </w:rPr>
+              <w:instrText xml:space="preserve"> PAGEREF _Toc900008 \h </w:instrText>
+            </w:r>
+            <w:r>
+              <w:rPr>
+                <w:rFonts w:eastAsia="宋体"/>
+                <w:webHidden/>
+                <w:noProof/>
+                <w:sz w:val="24"/>
+                <w:szCs w:val="24"/>
+              </w:rPr>
+              <w:fldChar w:fldCharType="separate"/>
+            </w:r>
+            <w:r>
+              <w:rPr>
+                <w:rFonts w:eastAsia="宋体"/>
+                <w:webHidden/>
+                <w:noProof/>
+                <w:sz w:val="24"/>
+                <w:szCs w:val="24"/>
+              </w:rPr>
+              <w:t>6</w:t>
             </w:r>
             <w:r>
               <w:rPr>
@@ -591,7 +849,7 @@
               <w:szCs w:val="24"/>
             </w:rPr>
           </w:pPr>
-          <w:hyperlink w:anchor="_Toc900006" w:history="1">
+          <w:hyperlink w:anchor="_Toc900009" w:history="1">
             <w:r>
               <w:rPr>
                 <w:rStyle w:val="a5"/>
@@ -600,7 +858,7 @@
                 <w:sz w:val="24"/>
                 <w:szCs w:val="24"/>
               </w:rPr>
-              <w:t xml:space="preserve">四、 其他板块财务指标对照</w:t>
+              <w:t xml:space="preserve">五、 其他板块财务指标对照</w:t>
             </w:r>
             <w:r>
               <w:rPr>
@@ -627,7 +885,7 @@
                 <w:sz w:val="24"/>
                 <w:szCs w:val="24"/>
               </w:rPr>
-              <w:instrText xml:space="preserve"> PAGEREF _Toc900006 \h </w:instrText>
+              <w:instrText xml:space="preserve"> PAGEREF _Toc900009 \h </w:instrText>
             </w:r>
             <w:r>
               <w:rPr>
@@ -645,7 +903,7 @@
                 <w:sz w:val="24"/>
                 <w:szCs w:val="24"/>
               </w:rPr>
-              <w:t>5</w:t>
+              <w:t>6</w:t>
             </w:r>
             <w:r>
               <w:rPr>
@@ -3117,7 +3375,7 @@
         <w:rPr>
           <w:rFonts w:hint="eastAsia"/>
         </w:rPr>
-        <w:t>三套标准均不满足。</w:t>
+        <w:t>按2023年度至2025年度的经审计数据，三套标准均不满足。按公司战略规划的目标数据滚动测算的结果见第三章。</w:t>
       </w:r>
     </w:p>
     <w:p>
@@ -3164,7 +3422,7 @@
           <w:rFonts w:hint="eastAsia"/>
           <w:b/>
         </w:rPr>
-        <w:t>主板重组上市的路径</w:t>
+        <w:t>按公司战略规划数据的模拟测算</w:t>
       </w:r>
       <w:bookmarkEnd w:id="1002"/>
     </w:p>
@@ -3182,9 +3440,2027 @@
         <w:rPr>
           <w:rFonts w:hint="eastAsia"/>
         </w:rPr>
-        <w:t>3.1 重组上市的认定</w:t>
+        <w:t>3.1 规划数据及口径说明</w:t>
       </w:r>
       <w:bookmarkEnd w:id="1003"/>
+    </w:p>
+    <w:p>
+      <w:pPr>
+        <w:pStyle w:val="a0"/>
+      </w:pPr>
+      <w:r>
+        <w:rPr>
+          <w:rFonts w:hint="eastAsia"/>
+        </w:rPr>
+        <w:t>公司《燕京中发“十五五”战略规划》列示了2026年至2030年的营业收入及利润目标，核心目标为争取2028年上市成功、市值达到80亿元。规划未列示经营活动产生的现金流量净额，本次以发行人2025年经审计的4,723.32万元为基数，按规划列示的收入增速逐年递推模拟。规划数据及模拟结果如下表。</w:t>
+      </w:r>
+    </w:p>
+    <w:p>
+      <w:pPr>
+        <w:keepNext/>
+        <w:jc w:val="center"/>
+      </w:pPr>
+      <w:r>
+        <w:rPr>
+          <w:rFonts w:hint="eastAsia"/>
+          <w:b/>
+          <w:sz w:val="21"/>
+        </w:rPr>
+        <w:t>表4：公司战略规划数据及经营活动现金流量净额模拟（单位：万元）</w:t>
+      </w:r>
+    </w:p>
+    <w:tbl>
+      <w:tblPr>
+        <w:tblW w:w="5352" w:type="pct"/>
+        <w:jc w:val="center"/>
+        <w:tblBorders>
+          <w:top w:val="single" w:sz="12" w:space="0" w:color="010000"/>
+          <w:left w:val="single" w:sz="12" w:space="0" w:color="010000"/>
+          <w:bottom w:val="single" w:sz="12" w:space="0" w:color="010000"/>
+          <w:right w:val="single" w:sz="12" w:space="0" w:color="010000"/>
+          <w:insideH w:val="single" w:sz="4" w:space="0" w:color="010000"/>
+          <w:insideV w:val="single" w:sz="4" w:space="0" w:color="010000"/>
+        </w:tblBorders>
+        <w:tblLook w:firstColumn="1" w:firstRow="1" w:lastColumn="0" w:lastRow="0" w:noHBand="0" w:noVBand="1" w:val="04A0"/>
+      </w:tblPr>
+      <w:tblGrid>
+        <w:gridCol w:w="1384"/>
+        <w:gridCol w:w="1384"/>
+        <w:gridCol w:w="1384"/>
+        <w:gridCol w:w="1384"/>
+        <w:gridCol w:w="1384"/>
+        <w:gridCol w:w="1384"/>
+      </w:tblGrid>
+      <w:tr>
+        <w:trPr>
+          <w:cantSplit/>
+          <w:tblHeader/>
+          <w:jc w:val="center"/>
+        </w:trPr>
+        <w:tc>
+          <w:tcPr>
+            <w:tcW w:w="1300" w:type="pct"/>
+            <w:tcBorders>
+              <w:top w:val="single" w:sz="12" w:space="0" w:color="010000"/>
+              <w:bottom w:val="single" w:sz="4" w:space="0" w:color="010000"/>
+            </w:tcBorders>
+            <w:vAlign w:val="center"/>
+          </w:tcPr>
+          <w:p>
+            <w:pPr>
+              <w:keepNext/>
+              <w:jc w:val="center"/>
+            </w:pPr>
+            <w:r/>
+            <w:r>
+              <w:rPr>
+                <w:rFonts w:hint="eastAsia"/>
+                <w:b/>
+                <w:color w:val="000000"/>
+                <w:sz w:val="21"/>
+              </w:rPr>
+              <w:t>项目</w:t>
+            </w:r>
+          </w:p>
+        </w:tc>
+        <w:tc>
+          <w:tcPr>
+            <w:tcW w:w="740" w:type="pct"/>
+            <w:tcBorders>
+              <w:top w:val="single" w:sz="12" w:space="0" w:color="010000"/>
+              <w:bottom w:val="single" w:sz="4" w:space="0" w:color="010000"/>
+            </w:tcBorders>
+            <w:vAlign w:val="center"/>
+          </w:tcPr>
+          <w:p>
+            <w:pPr>
+              <w:keepNext/>
+              <w:jc w:val="center"/>
+            </w:pPr>
+            <w:r/>
+            <w:r>
+              <w:rPr>
+                <w:rFonts w:hint="eastAsia"/>
+                <w:b/>
+                <w:color w:val="000000"/>
+                <w:sz w:val="21"/>
+              </w:rPr>
+              <w:t>2026年</w:t>
+            </w:r>
+          </w:p>
+        </w:tc>
+        <w:tc>
+          <w:tcPr>
+            <w:tcW w:w="740" w:type="pct"/>
+            <w:tcBorders>
+              <w:top w:val="single" w:sz="12" w:space="0" w:color="010000"/>
+              <w:bottom w:val="single" w:sz="4" w:space="0" w:color="010000"/>
+            </w:tcBorders>
+            <w:vAlign w:val="center"/>
+          </w:tcPr>
+          <w:p>
+            <w:pPr>
+              <w:keepNext/>
+              <w:jc w:val="center"/>
+            </w:pPr>
+            <w:r/>
+            <w:r>
+              <w:rPr>
+                <w:rFonts w:hint="eastAsia"/>
+                <w:b/>
+                <w:color w:val="000000"/>
+                <w:sz w:val="21"/>
+              </w:rPr>
+              <w:t>2027年</w:t>
+            </w:r>
+          </w:p>
+        </w:tc>
+        <w:tc>
+          <w:tcPr>
+            <w:tcW w:w="740" w:type="pct"/>
+            <w:tcBorders>
+              <w:top w:val="single" w:sz="12" w:space="0" w:color="010000"/>
+              <w:bottom w:val="single" w:sz="4" w:space="0" w:color="010000"/>
+            </w:tcBorders>
+            <w:vAlign w:val="center"/>
+          </w:tcPr>
+          <w:p>
+            <w:pPr>
+              <w:keepNext/>
+              <w:jc w:val="center"/>
+            </w:pPr>
+            <w:r/>
+            <w:r>
+              <w:rPr>
+                <w:rFonts w:hint="eastAsia"/>
+                <w:b/>
+                <w:color w:val="000000"/>
+                <w:sz w:val="21"/>
+              </w:rPr>
+              <w:t>2028年</w:t>
+            </w:r>
+          </w:p>
+        </w:tc>
+        <w:tc>
+          <w:tcPr>
+            <w:tcW w:w="740" w:type="pct"/>
+            <w:tcBorders>
+              <w:top w:val="single" w:sz="12" w:space="0" w:color="010000"/>
+              <w:bottom w:val="single" w:sz="4" w:space="0" w:color="010000"/>
+            </w:tcBorders>
+            <w:vAlign w:val="center"/>
+          </w:tcPr>
+          <w:p>
+            <w:pPr>
+              <w:keepNext/>
+              <w:jc w:val="center"/>
+            </w:pPr>
+            <w:r/>
+            <w:r>
+              <w:rPr>
+                <w:rFonts w:hint="eastAsia"/>
+                <w:b/>
+                <w:color w:val="000000"/>
+                <w:sz w:val="21"/>
+              </w:rPr>
+              <w:t>2029年</w:t>
+            </w:r>
+          </w:p>
+        </w:tc>
+        <w:tc>
+          <w:tcPr>
+            <w:tcW w:w="740" w:type="pct"/>
+            <w:tcBorders>
+              <w:top w:val="single" w:sz="12" w:space="0" w:color="010000"/>
+              <w:bottom w:val="single" w:sz="4" w:space="0" w:color="010000"/>
+            </w:tcBorders>
+            <w:vAlign w:val="center"/>
+          </w:tcPr>
+          <w:p>
+            <w:pPr>
+              <w:keepNext/>
+              <w:jc w:val="center"/>
+            </w:pPr>
+            <w:r/>
+            <w:r>
+              <w:rPr>
+                <w:rFonts w:hint="eastAsia"/>
+                <w:b/>
+                <w:color w:val="000000"/>
+                <w:sz w:val="21"/>
+              </w:rPr>
+              <w:t>2030年</w:t>
+            </w:r>
+          </w:p>
+        </w:tc>
+      </w:tr>
+      <w:tr>
+        <w:trPr>
+          <w:cantSplit/>
+          <w:jc w:val="center"/>
+        </w:trPr>
+        <w:tc>
+          <w:tcPr>
+            <w:tcW w:w="1300" w:type="pct"/>
+            <w:tcBorders>
+              <w:top w:val="single" w:sz="4" w:space="0" w:color="010000"/>
+            </w:tcBorders>
+            <w:vAlign w:val="center"/>
+          </w:tcPr>
+          <w:p>
+            <w:pPr>
+              <w:jc w:val="left"/>
+            </w:pPr>
+            <w:r/>
+            <w:r>
+              <w:rPr>
+                <w:rFonts w:hint="eastAsia"/>
+                <w:color w:val="000000"/>
+                <w:sz w:val="21"/>
+              </w:rPr>
+              <w:t>营业收入</w:t>
+            </w:r>
+          </w:p>
+        </w:tc>
+        <w:tc>
+          <w:tcPr>
+            <w:tcW w:w="740" w:type="pct"/>
+            <w:tcBorders>
+              <w:top w:val="single" w:sz="4" w:space="0" w:color="010000"/>
+            </w:tcBorders>
+            <w:vAlign w:val="center"/>
+          </w:tcPr>
+          <w:p>
+            <w:pPr>
+              <w:jc w:val="right"/>
+            </w:pPr>
+            <w:r/>
+            <w:r>
+              <w:rPr>
+                <w:rFonts w:hint="eastAsia"/>
+                <w:color w:val="000000"/>
+                <w:sz w:val="21"/>
+              </w:rPr>
+              <w:t>50,000.00</w:t>
+            </w:r>
+          </w:p>
+        </w:tc>
+        <w:tc>
+          <w:tcPr>
+            <w:tcW w:w="740" w:type="pct"/>
+            <w:tcBorders>
+              <w:top w:val="single" w:sz="4" w:space="0" w:color="010000"/>
+            </w:tcBorders>
+            <w:vAlign w:val="center"/>
+          </w:tcPr>
+          <w:p>
+            <w:pPr>
+              <w:jc w:val="right"/>
+            </w:pPr>
+            <w:r/>
+            <w:r>
+              <w:rPr>
+                <w:rFonts w:hint="eastAsia"/>
+                <w:color w:val="000000"/>
+                <w:sz w:val="21"/>
+              </w:rPr>
+              <w:t>63,000.00</w:t>
+            </w:r>
+          </w:p>
+        </w:tc>
+        <w:tc>
+          <w:tcPr>
+            <w:tcW w:w="740" w:type="pct"/>
+            <w:tcBorders>
+              <w:top w:val="single" w:sz="4" w:space="0" w:color="010000"/>
+            </w:tcBorders>
+            <w:vAlign w:val="center"/>
+          </w:tcPr>
+          <w:p>
+            <w:pPr>
+              <w:jc w:val="right"/>
+            </w:pPr>
+            <w:r/>
+            <w:r>
+              <w:rPr>
+                <w:rFonts w:hint="eastAsia"/>
+                <w:color w:val="000000"/>
+                <w:sz w:val="21"/>
+              </w:rPr>
+              <w:t>80,000.00</w:t>
+            </w:r>
+          </w:p>
+        </w:tc>
+        <w:tc>
+          <w:tcPr>
+            <w:tcW w:w="740" w:type="pct"/>
+            <w:tcBorders>
+              <w:top w:val="single" w:sz="4" w:space="0" w:color="010000"/>
+            </w:tcBorders>
+            <w:vAlign w:val="center"/>
+          </w:tcPr>
+          <w:p>
+            <w:pPr>
+              <w:jc w:val="right"/>
+            </w:pPr>
+            <w:r/>
+            <w:r>
+              <w:rPr>
+                <w:rFonts w:hint="eastAsia"/>
+                <w:color w:val="000000"/>
+                <w:sz w:val="21"/>
+              </w:rPr>
+              <w:t>100,000.00</w:t>
+            </w:r>
+          </w:p>
+        </w:tc>
+        <w:tc>
+          <w:tcPr>
+            <w:tcW w:w="740" w:type="pct"/>
+            <w:tcBorders>
+              <w:top w:val="single" w:sz="4" w:space="0" w:color="010000"/>
+            </w:tcBorders>
+            <w:vAlign w:val="center"/>
+          </w:tcPr>
+          <w:p>
+            <w:pPr>
+              <w:jc w:val="right"/>
+            </w:pPr>
+            <w:r/>
+            <w:r>
+              <w:rPr>
+                <w:rFonts w:hint="eastAsia"/>
+                <w:color w:val="000000"/>
+                <w:sz w:val="21"/>
+              </w:rPr>
+              <w:t>120,000.00</w:t>
+            </w:r>
+          </w:p>
+        </w:tc>
+      </w:tr>
+      <w:tr>
+        <w:trPr>
+          <w:cantSplit/>
+          <w:jc w:val="center"/>
+        </w:trPr>
+        <w:tc>
+          <w:tcPr>
+            <w:tcW w:w="1300" w:type="pct"/>
+            <w:tcBorders>
+              <w:top w:val="single" w:sz="4" w:space="0" w:color="010000"/>
+            </w:tcBorders>
+            <w:vAlign w:val="center"/>
+          </w:tcPr>
+          <w:p>
+            <w:pPr>
+              <w:jc w:val="left"/>
+            </w:pPr>
+            <w:r/>
+            <w:r>
+              <w:rPr>
+                <w:rFonts w:hint="eastAsia"/>
+                <w:color w:val="000000"/>
+                <w:sz w:val="21"/>
+              </w:rPr>
+              <w:t xml:space="preserve">　同比增长</w:t>
+            </w:r>
+          </w:p>
+        </w:tc>
+        <w:tc>
+          <w:tcPr>
+            <w:tcW w:w="740" w:type="pct"/>
+            <w:tcBorders>
+              <w:top w:val="single" w:sz="4" w:space="0" w:color="010000"/>
+            </w:tcBorders>
+            <w:vAlign w:val="center"/>
+          </w:tcPr>
+          <w:p>
+            <w:pPr>
+              <w:jc w:val="right"/>
+            </w:pPr>
+            <w:r/>
+            <w:r>
+              <w:rPr>
+                <w:rFonts w:hint="eastAsia"/>
+                <w:color w:val="000000"/>
+                <w:sz w:val="21"/>
+              </w:rPr>
+              <w:t>18%</w:t>
+            </w:r>
+          </w:p>
+        </w:tc>
+        <w:tc>
+          <w:tcPr>
+            <w:tcW w:w="740" w:type="pct"/>
+            <w:tcBorders>
+              <w:top w:val="single" w:sz="4" w:space="0" w:color="010000"/>
+            </w:tcBorders>
+            <w:vAlign w:val="center"/>
+          </w:tcPr>
+          <w:p>
+            <w:pPr>
+              <w:jc w:val="right"/>
+            </w:pPr>
+            <w:r/>
+            <w:r>
+              <w:rPr>
+                <w:rFonts w:hint="eastAsia"/>
+                <w:color w:val="000000"/>
+                <w:sz w:val="21"/>
+              </w:rPr>
+              <w:t>26%</w:t>
+            </w:r>
+          </w:p>
+        </w:tc>
+        <w:tc>
+          <w:tcPr>
+            <w:tcW w:w="740" w:type="pct"/>
+            <w:tcBorders>
+              <w:top w:val="single" w:sz="4" w:space="0" w:color="010000"/>
+            </w:tcBorders>
+            <w:vAlign w:val="center"/>
+          </w:tcPr>
+          <w:p>
+            <w:pPr>
+              <w:jc w:val="right"/>
+            </w:pPr>
+            <w:r/>
+            <w:r>
+              <w:rPr>
+                <w:rFonts w:hint="eastAsia"/>
+                <w:color w:val="000000"/>
+                <w:sz w:val="21"/>
+              </w:rPr>
+              <w:t>27%</w:t>
+            </w:r>
+          </w:p>
+        </w:tc>
+        <w:tc>
+          <w:tcPr>
+            <w:tcW w:w="740" w:type="pct"/>
+            <w:tcBorders>
+              <w:top w:val="single" w:sz="4" w:space="0" w:color="010000"/>
+            </w:tcBorders>
+            <w:vAlign w:val="center"/>
+          </w:tcPr>
+          <w:p>
+            <w:pPr>
+              <w:jc w:val="right"/>
+            </w:pPr>
+            <w:r/>
+            <w:r>
+              <w:rPr>
+                <w:rFonts w:hint="eastAsia"/>
+                <w:color w:val="000000"/>
+                <w:sz w:val="21"/>
+              </w:rPr>
+              <w:t>25%</w:t>
+            </w:r>
+          </w:p>
+        </w:tc>
+        <w:tc>
+          <w:tcPr>
+            <w:tcW w:w="740" w:type="pct"/>
+            <w:tcBorders>
+              <w:top w:val="single" w:sz="4" w:space="0" w:color="010000"/>
+            </w:tcBorders>
+            <w:vAlign w:val="center"/>
+          </w:tcPr>
+          <w:p>
+            <w:pPr>
+              <w:jc w:val="right"/>
+            </w:pPr>
+            <w:r/>
+            <w:r>
+              <w:rPr>
+                <w:rFonts w:hint="eastAsia"/>
+                <w:color w:val="000000"/>
+                <w:sz w:val="21"/>
+              </w:rPr>
+              <w:t>20%</w:t>
+            </w:r>
+          </w:p>
+        </w:tc>
+      </w:tr>
+      <w:tr>
+        <w:trPr>
+          <w:cantSplit/>
+          <w:jc w:val="center"/>
+        </w:trPr>
+        <w:tc>
+          <w:tcPr>
+            <w:tcW w:w="1300" w:type="pct"/>
+            <w:tcBorders>
+              <w:top w:val="single" w:sz="4" w:space="0" w:color="010000"/>
+            </w:tcBorders>
+            <w:vAlign w:val="center"/>
+          </w:tcPr>
+          <w:p>
+            <w:pPr>
+              <w:jc w:val="left"/>
+            </w:pPr>
+            <w:r/>
+            <w:r>
+              <w:rPr>
+                <w:rFonts w:hint="eastAsia"/>
+                <w:color w:val="000000"/>
+                <w:sz w:val="21"/>
+              </w:rPr>
+              <w:t>利润</w:t>
+            </w:r>
+          </w:p>
+        </w:tc>
+        <w:tc>
+          <w:tcPr>
+            <w:tcW w:w="740" w:type="pct"/>
+            <w:tcBorders>
+              <w:top w:val="single" w:sz="4" w:space="0" w:color="010000"/>
+            </w:tcBorders>
+            <w:vAlign w:val="center"/>
+          </w:tcPr>
+          <w:p>
+            <w:pPr>
+              <w:jc w:val="right"/>
+            </w:pPr>
+            <w:r/>
+            <w:r>
+              <w:rPr>
+                <w:rFonts w:hint="eastAsia"/>
+                <w:color w:val="000000"/>
+                <w:sz w:val="21"/>
+              </w:rPr>
+              <w:t>19,000.00</w:t>
+            </w:r>
+          </w:p>
+        </w:tc>
+        <w:tc>
+          <w:tcPr>
+            <w:tcW w:w="740" w:type="pct"/>
+            <w:tcBorders>
+              <w:top w:val="single" w:sz="4" w:space="0" w:color="010000"/>
+            </w:tcBorders>
+            <w:vAlign w:val="center"/>
+          </w:tcPr>
+          <w:p>
+            <w:pPr>
+              <w:jc w:val="right"/>
+            </w:pPr>
+            <w:r/>
+            <w:r>
+              <w:rPr>
+                <w:rFonts w:hint="eastAsia"/>
+                <w:color w:val="000000"/>
+                <w:sz w:val="21"/>
+              </w:rPr>
+              <w:t>22,800.00</w:t>
+            </w:r>
+          </w:p>
+        </w:tc>
+        <w:tc>
+          <w:tcPr>
+            <w:tcW w:w="740" w:type="pct"/>
+            <w:tcBorders>
+              <w:top w:val="single" w:sz="4" w:space="0" w:color="010000"/>
+            </w:tcBorders>
+            <w:vAlign w:val="center"/>
+          </w:tcPr>
+          <w:p>
+            <w:pPr>
+              <w:jc w:val="right"/>
+            </w:pPr>
+            <w:r/>
+            <w:r>
+              <w:rPr>
+                <w:rFonts w:hint="eastAsia"/>
+                <w:color w:val="000000"/>
+                <w:sz w:val="21"/>
+              </w:rPr>
+              <w:t>27,816.00</w:t>
+            </w:r>
+          </w:p>
+        </w:tc>
+        <w:tc>
+          <w:tcPr>
+            <w:tcW w:w="740" w:type="pct"/>
+            <w:tcBorders>
+              <w:top w:val="single" w:sz="4" w:space="0" w:color="010000"/>
+            </w:tcBorders>
+            <w:vAlign w:val="center"/>
+          </w:tcPr>
+          <w:p>
+            <w:pPr>
+              <w:jc w:val="right"/>
+            </w:pPr>
+            <w:r/>
+            <w:r>
+              <w:rPr>
+                <w:rFonts w:hint="eastAsia"/>
+                <w:color w:val="000000"/>
+                <w:sz w:val="21"/>
+              </w:rPr>
+              <w:t>32,822.80</w:t>
+            </w:r>
+          </w:p>
+        </w:tc>
+        <w:tc>
+          <w:tcPr>
+            <w:tcW w:w="740" w:type="pct"/>
+            <w:tcBorders>
+              <w:top w:val="single" w:sz="4" w:space="0" w:color="010000"/>
+            </w:tcBorders>
+            <w:vAlign w:val="center"/>
+          </w:tcPr>
+          <w:p>
+            <w:pPr>
+              <w:jc w:val="right"/>
+            </w:pPr>
+            <w:r/>
+            <w:r>
+              <w:rPr>
+                <w:rFonts w:hint="eastAsia"/>
+                <w:color w:val="000000"/>
+                <w:sz w:val="21"/>
+              </w:rPr>
+              <w:t>37,746.20</w:t>
+            </w:r>
+          </w:p>
+        </w:tc>
+      </w:tr>
+      <w:tr>
+        <w:trPr>
+          <w:cantSplit/>
+          <w:jc w:val="center"/>
+        </w:trPr>
+        <w:tc>
+          <w:tcPr>
+            <w:tcW w:w="1300" w:type="pct"/>
+            <w:tcBorders>
+              <w:top w:val="single" w:sz="4" w:space="0" w:color="010000"/>
+            </w:tcBorders>
+            <w:vAlign w:val="center"/>
+          </w:tcPr>
+          <w:p>
+            <w:pPr>
+              <w:jc w:val="left"/>
+            </w:pPr>
+            <w:r/>
+            <w:r>
+              <w:rPr>
+                <w:rFonts w:hint="eastAsia"/>
+                <w:color w:val="000000"/>
+                <w:sz w:val="21"/>
+              </w:rPr>
+              <w:t xml:space="preserve">　同比增长</w:t>
+            </w:r>
+          </w:p>
+        </w:tc>
+        <w:tc>
+          <w:tcPr>
+            <w:tcW w:w="740" w:type="pct"/>
+            <w:tcBorders>
+              <w:top w:val="single" w:sz="4" w:space="0" w:color="010000"/>
+            </w:tcBorders>
+            <w:vAlign w:val="center"/>
+          </w:tcPr>
+          <w:p>
+            <w:pPr>
+              <w:jc w:val="right"/>
+            </w:pPr>
+            <w:r/>
+            <w:r>
+              <w:rPr>
+                <w:rFonts w:hint="eastAsia"/>
+                <w:color w:val="000000"/>
+                <w:sz w:val="21"/>
+              </w:rPr>
+              <w:t>5%</w:t>
+            </w:r>
+          </w:p>
+        </w:tc>
+        <w:tc>
+          <w:tcPr>
+            <w:tcW w:w="740" w:type="pct"/>
+            <w:tcBorders>
+              <w:top w:val="single" w:sz="4" w:space="0" w:color="010000"/>
+            </w:tcBorders>
+            <w:vAlign w:val="center"/>
+          </w:tcPr>
+          <w:p>
+            <w:pPr>
+              <w:jc w:val="right"/>
+            </w:pPr>
+            <w:r/>
+            <w:r>
+              <w:rPr>
+                <w:rFonts w:hint="eastAsia"/>
+                <w:color w:val="000000"/>
+                <w:sz w:val="21"/>
+              </w:rPr>
+              <w:t>20%</w:t>
+            </w:r>
+          </w:p>
+        </w:tc>
+        <w:tc>
+          <w:tcPr>
+            <w:tcW w:w="740" w:type="pct"/>
+            <w:tcBorders>
+              <w:top w:val="single" w:sz="4" w:space="0" w:color="010000"/>
+            </w:tcBorders>
+            <w:vAlign w:val="center"/>
+          </w:tcPr>
+          <w:p>
+            <w:pPr>
+              <w:jc w:val="right"/>
+            </w:pPr>
+            <w:r/>
+            <w:r>
+              <w:rPr>
+                <w:rFonts w:hint="eastAsia"/>
+                <w:color w:val="000000"/>
+                <w:sz w:val="21"/>
+              </w:rPr>
+              <w:t>22%</w:t>
+            </w:r>
+          </w:p>
+        </w:tc>
+        <w:tc>
+          <w:tcPr>
+            <w:tcW w:w="740" w:type="pct"/>
+            <w:tcBorders>
+              <w:top w:val="single" w:sz="4" w:space="0" w:color="010000"/>
+            </w:tcBorders>
+            <w:vAlign w:val="center"/>
+          </w:tcPr>
+          <w:p>
+            <w:pPr>
+              <w:jc w:val="right"/>
+            </w:pPr>
+            <w:r/>
+            <w:r>
+              <w:rPr>
+                <w:rFonts w:hint="eastAsia"/>
+                <w:color w:val="000000"/>
+                <w:sz w:val="21"/>
+              </w:rPr>
+              <w:t>18%</w:t>
+            </w:r>
+          </w:p>
+        </w:tc>
+        <w:tc>
+          <w:tcPr>
+            <w:tcW w:w="740" w:type="pct"/>
+            <w:tcBorders>
+              <w:top w:val="single" w:sz="4" w:space="0" w:color="010000"/>
+            </w:tcBorders>
+            <w:vAlign w:val="center"/>
+          </w:tcPr>
+          <w:p>
+            <w:pPr>
+              <w:jc w:val="right"/>
+            </w:pPr>
+            <w:r/>
+            <w:r>
+              <w:rPr>
+                <w:rFonts w:hint="eastAsia"/>
+                <w:color w:val="000000"/>
+                <w:sz w:val="21"/>
+              </w:rPr>
+              <w:t>15%</w:t>
+            </w:r>
+          </w:p>
+        </w:tc>
+      </w:tr>
+      <w:tr>
+        <w:trPr>
+          <w:cantSplit/>
+          <w:jc w:val="center"/>
+        </w:trPr>
+        <w:tc>
+          <w:tcPr>
+            <w:tcW w:w="1300" w:type="pct"/>
+            <w:tcBorders>
+              <w:top w:val="single" w:sz="4" w:space="0" w:color="010000"/>
+            </w:tcBorders>
+            <w:vAlign w:val="center"/>
+          </w:tcPr>
+          <w:p>
+            <w:pPr>
+              <w:jc w:val="left"/>
+            </w:pPr>
+            <w:r/>
+            <w:r>
+              <w:rPr>
+                <w:rFonts w:hint="eastAsia"/>
+                <w:color w:val="000000"/>
+                <w:sz w:val="21"/>
+              </w:rPr>
+              <w:t>经营活动现金流量净额（模拟）</w:t>
+            </w:r>
+          </w:p>
+        </w:tc>
+        <w:tc>
+          <w:tcPr>
+            <w:tcW w:w="740" w:type="pct"/>
+            <w:tcBorders>
+              <w:top w:val="single" w:sz="4" w:space="0" w:color="010000"/>
+            </w:tcBorders>
+            <w:vAlign w:val="center"/>
+          </w:tcPr>
+          <w:p>
+            <w:pPr>
+              <w:jc w:val="right"/>
+            </w:pPr>
+            <w:r/>
+            <w:r>
+              <w:rPr>
+                <w:rFonts w:hint="eastAsia"/>
+                <w:color w:val="000000"/>
+                <w:sz w:val="21"/>
+              </w:rPr>
+              <w:t>5,573.52</w:t>
+            </w:r>
+          </w:p>
+        </w:tc>
+        <w:tc>
+          <w:tcPr>
+            <w:tcW w:w="740" w:type="pct"/>
+            <w:tcBorders>
+              <w:top w:val="single" w:sz="4" w:space="0" w:color="010000"/>
+            </w:tcBorders>
+            <w:vAlign w:val="center"/>
+          </w:tcPr>
+          <w:p>
+            <w:pPr>
+              <w:jc w:val="right"/>
+            </w:pPr>
+            <w:r/>
+            <w:r>
+              <w:rPr>
+                <w:rFonts w:hint="eastAsia"/>
+                <w:color w:val="000000"/>
+                <w:sz w:val="21"/>
+              </w:rPr>
+              <w:t>7,022.63</w:t>
+            </w:r>
+          </w:p>
+        </w:tc>
+        <w:tc>
+          <w:tcPr>
+            <w:tcW w:w="740" w:type="pct"/>
+            <w:tcBorders>
+              <w:top w:val="single" w:sz="4" w:space="0" w:color="010000"/>
+            </w:tcBorders>
+            <w:vAlign w:val="center"/>
+          </w:tcPr>
+          <w:p>
+            <w:pPr>
+              <w:jc w:val="right"/>
+            </w:pPr>
+            <w:r/>
+            <w:r>
+              <w:rPr>
+                <w:rFonts w:hint="eastAsia"/>
+                <w:color w:val="000000"/>
+                <w:sz w:val="21"/>
+              </w:rPr>
+              <w:t>8,918.74</w:t>
+            </w:r>
+          </w:p>
+        </w:tc>
+        <w:tc>
+          <w:tcPr>
+            <w:tcW w:w="740" w:type="pct"/>
+            <w:tcBorders>
+              <w:top w:val="single" w:sz="4" w:space="0" w:color="010000"/>
+            </w:tcBorders>
+            <w:vAlign w:val="center"/>
+          </w:tcPr>
+          <w:p>
+            <w:pPr>
+              <w:jc w:val="right"/>
+            </w:pPr>
+            <w:r/>
+            <w:r>
+              <w:rPr>
+                <w:rFonts w:hint="eastAsia"/>
+                <w:color w:val="000000"/>
+                <w:sz w:val="21"/>
+              </w:rPr>
+              <w:t>11,148.43</w:t>
+            </w:r>
+          </w:p>
+        </w:tc>
+        <w:tc>
+          <w:tcPr>
+            <w:tcW w:w="740" w:type="pct"/>
+            <w:tcBorders>
+              <w:top w:val="single" w:sz="4" w:space="0" w:color="010000"/>
+            </w:tcBorders>
+            <w:vAlign w:val="center"/>
+          </w:tcPr>
+          <w:p>
+            <w:pPr>
+              <w:jc w:val="right"/>
+            </w:pPr>
+            <w:r/>
+            <w:r>
+              <w:rPr>
+                <w:rFonts w:hint="eastAsia"/>
+                <w:color w:val="000000"/>
+                <w:sz w:val="21"/>
+              </w:rPr>
+              <w:t>13,378.11</w:t>
+            </w:r>
+          </w:p>
+        </w:tc>
+      </w:tr>
+    </w:tbl>
+    <w:p>
+      <w:pPr>
+        <w:pStyle w:val="a6"/>
+        <w:jc w:val="center"/>
+      </w:pPr>
+      <w:r>
+        <w:rPr>
+          <w:rFonts w:hint="eastAsia"/>
+          <w:sz w:val="11"/>
+          <w:szCs w:val="11"/>
+        </w:rPr>
+        <w:t>资料来源：公司《燕京中发“十五五”战略规划》，现金流量净额为模拟测算，国泰海通投资银行部整理</w:t>
+      </w:r>
+    </w:p>
+    <w:p>
+      <w:pPr>
+        <w:pStyle w:val="a0"/>
+      </w:pPr>
+      <w:r>
+        <w:rPr>
+          <w:rFonts w:hint="eastAsia"/>
+        </w:rPr>
+        <w:t>规划数据与经审计数据存在两处口径差异。一是规划的2026年营业收入50,000.00万元，较发行人2025年经审计营业收入43,435.86万元增长15.11%，与规划列示的18%不一致。二是规划的2026年利润19,000.00万元，较2025年经审计净利润13,343.75万元增长42.39%，较利润总额15,071.95万元增长26.06%，均与规划列示的5%不一致。两处差异系规划编制时采用的2025年基数与经审计数不同所致。2027年至2030年各年的收入增速与规划列示一致。</w:t>
+      </w:r>
+    </w:p>
+    <w:p>
+      <w:pPr>
+        <w:pStyle w:val="a0"/>
+      </w:pPr>
+      <w:r>
+        <w:rPr>
+          <w:rFonts w:hint="eastAsia"/>
+        </w:rPr>
+        <w:t>规划列示的“利润”未标明为净利润或者利润总额，下述测算按净利润口径使用。</w:t>
+      </w:r>
+    </w:p>
+    <w:p>
+      <w:pPr>
+        <w:pStyle w:val="3"/>
+        <w:numPr>
+          <w:ilvl w:val="0"/>
+          <w:numId w:val="0"/>
+        </w:numPr>
+        <w:spacing w:before="156" w:after="156"/>
+      </w:pPr>
+      <w:bookmarkStart w:id="1004" w:name="_Toc900004"/>
+      <w:r>
+        <w:rPr>
+          <w:rFonts w:hint="eastAsia"/>
+        </w:rPr>
+        <w:t>3.2 滚动三年测算</w:t>
+      </w:r>
+      <w:bookmarkEnd w:id="1004"/>
+    </w:p>
+    <w:p>
+      <w:pPr>
+        <w:pStyle w:val="a0"/>
+      </w:pPr>
+      <w:r>
+        <w:rPr>
+          <w:rFonts w:hint="eastAsia"/>
+        </w:rPr>
+        <w:t>主板第一套标准取最近三年数据，报告期不同则结果不同。以2024年度至2028年度的滚动三年口径逐一测算，结果如下表。</w:t>
+      </w:r>
+    </w:p>
+    <w:p>
+      <w:pPr>
+        <w:keepNext/>
+        <w:jc w:val="center"/>
+      </w:pPr>
+      <w:r>
+        <w:rPr>
+          <w:rFonts w:hint="eastAsia"/>
+          <w:b/>
+          <w:sz w:val="21"/>
+        </w:rPr>
+        <w:t>表5：按规划数据的滚动三年测算（单位：万元）</w:t>
+      </w:r>
+    </w:p>
+    <w:tbl>
+      <w:tblPr>
+        <w:tblW w:w="5352" w:type="pct"/>
+        <w:jc w:val="center"/>
+        <w:tblBorders>
+          <w:top w:val="single" w:sz="12" w:space="0" w:color="010000"/>
+          <w:left w:val="single" w:sz="12" w:space="0" w:color="010000"/>
+          <w:bottom w:val="single" w:sz="12" w:space="0" w:color="010000"/>
+          <w:right w:val="single" w:sz="12" w:space="0" w:color="010000"/>
+          <w:insideH w:val="single" w:sz="4" w:space="0" w:color="010000"/>
+          <w:insideV w:val="single" w:sz="4" w:space="0" w:color="010000"/>
+        </w:tblBorders>
+        <w:tblLook w:firstColumn="1" w:firstRow="1" w:lastColumn="0" w:lastRow="0" w:noHBand="0" w:noVBand="1" w:val="04A0"/>
+      </w:tblPr>
+      <w:tblGrid>
+        <w:gridCol w:w="1384"/>
+        <w:gridCol w:w="1384"/>
+        <w:gridCol w:w="1384"/>
+        <w:gridCol w:w="1384"/>
+        <w:gridCol w:w="1384"/>
+        <w:gridCol w:w="1384"/>
+      </w:tblGrid>
+      <w:tr>
+        <w:trPr>
+          <w:cantSplit/>
+          <w:tblHeader/>
+          <w:jc w:val="center"/>
+        </w:trPr>
+        <w:tc>
+          <w:tcPr>
+            <w:tcW w:w="800" w:type="pct"/>
+            <w:tcBorders>
+              <w:top w:val="single" w:sz="12" w:space="0" w:color="010000"/>
+              <w:bottom w:val="single" w:sz="4" w:space="0" w:color="010000"/>
+            </w:tcBorders>
+            <w:vAlign w:val="center"/>
+          </w:tcPr>
+          <w:p>
+            <w:pPr>
+              <w:keepNext/>
+              <w:jc w:val="center"/>
+            </w:pPr>
+            <w:r/>
+            <w:r>
+              <w:rPr>
+                <w:rFonts w:hint="eastAsia"/>
+                <w:b/>
+                <w:color w:val="000000"/>
+                <w:sz w:val="21"/>
+              </w:rPr>
+              <w:t>报告期</w:t>
+            </w:r>
+          </w:p>
+        </w:tc>
+        <w:tc>
+          <w:tcPr>
+            <w:tcW w:w="750" w:type="pct"/>
+            <w:tcBorders>
+              <w:top w:val="single" w:sz="12" w:space="0" w:color="010000"/>
+              <w:bottom w:val="single" w:sz="4" w:space="0" w:color="010000"/>
+            </w:tcBorders>
+            <w:vAlign w:val="center"/>
+          </w:tcPr>
+          <w:p>
+            <w:pPr>
+              <w:keepNext/>
+              <w:jc w:val="center"/>
+            </w:pPr>
+            <w:r/>
+            <w:r>
+              <w:rPr>
+                <w:rFonts w:hint="eastAsia"/>
+                <w:b/>
+                <w:color w:val="000000"/>
+                <w:sz w:val="21"/>
+              </w:rPr>
+              <w:t>净利润累计</w:t>
+            </w:r>
+          </w:p>
+        </w:tc>
+        <w:tc>
+          <w:tcPr>
+            <w:tcW w:w="800" w:type="pct"/>
+            <w:tcBorders>
+              <w:top w:val="single" w:sz="12" w:space="0" w:color="010000"/>
+              <w:bottom w:val="single" w:sz="4" w:space="0" w:color="010000"/>
+            </w:tcBorders>
+            <w:vAlign w:val="center"/>
+          </w:tcPr>
+          <w:p>
+            <w:pPr>
+              <w:keepNext/>
+              <w:jc w:val="center"/>
+            </w:pPr>
+            <w:r/>
+            <w:r>
+              <w:rPr>
+                <w:rFonts w:hint="eastAsia"/>
+                <w:b/>
+                <w:color w:val="000000"/>
+                <w:sz w:val="21"/>
+              </w:rPr>
+              <w:t>最近一年净利润</w:t>
+            </w:r>
+          </w:p>
+        </w:tc>
+        <w:tc>
+          <w:tcPr>
+            <w:tcW w:w="1100" w:type="pct"/>
+            <w:tcBorders>
+              <w:top w:val="single" w:sz="12" w:space="0" w:color="010000"/>
+              <w:bottom w:val="single" w:sz="4" w:space="0" w:color="010000"/>
+            </w:tcBorders>
+            <w:vAlign w:val="center"/>
+          </w:tcPr>
+          <w:p>
+            <w:pPr>
+              <w:keepNext/>
+              <w:jc w:val="center"/>
+            </w:pPr>
+            <w:r/>
+            <w:r>
+              <w:rPr>
+                <w:rFonts w:hint="eastAsia"/>
+                <w:b/>
+                <w:color w:val="000000"/>
+                <w:sz w:val="21"/>
+              </w:rPr>
+              <w:t>经营活动现金流量净额累计</w:t>
+            </w:r>
+          </w:p>
+        </w:tc>
+        <w:tc>
+          <w:tcPr>
+            <w:tcW w:w="850" w:type="pct"/>
+            <w:tcBorders>
+              <w:top w:val="single" w:sz="12" w:space="0" w:color="010000"/>
+              <w:bottom w:val="single" w:sz="4" w:space="0" w:color="010000"/>
+            </w:tcBorders>
+            <w:vAlign w:val="center"/>
+          </w:tcPr>
+          <w:p>
+            <w:pPr>
+              <w:keepNext/>
+              <w:jc w:val="center"/>
+            </w:pPr>
+            <w:r/>
+            <w:r>
+              <w:rPr>
+                <w:rFonts w:hint="eastAsia"/>
+                <w:b/>
+                <w:color w:val="000000"/>
+                <w:sz w:val="21"/>
+              </w:rPr>
+              <w:t>营业收入累计</w:t>
+            </w:r>
+          </w:p>
+        </w:tc>
+        <w:tc>
+          <w:tcPr>
+            <w:tcW w:w="700" w:type="pct"/>
+            <w:tcBorders>
+              <w:top w:val="single" w:sz="12" w:space="0" w:color="010000"/>
+              <w:bottom w:val="single" w:sz="4" w:space="0" w:color="010000"/>
+            </w:tcBorders>
+            <w:vAlign w:val="center"/>
+          </w:tcPr>
+          <w:p>
+            <w:pPr>
+              <w:keepNext/>
+              <w:jc w:val="center"/>
+            </w:pPr>
+            <w:r/>
+            <w:r>
+              <w:rPr>
+                <w:rFonts w:hint="eastAsia"/>
+                <w:b/>
+                <w:color w:val="000000"/>
+                <w:sz w:val="21"/>
+              </w:rPr>
+              <w:t>是否满足</w:t>
+            </w:r>
+          </w:p>
+        </w:tc>
+      </w:tr>
+      <w:tr>
+        <w:trPr>
+          <w:cantSplit/>
+          <w:jc w:val="center"/>
+        </w:trPr>
+        <w:tc>
+          <w:tcPr>
+            <w:tcW w:w="800" w:type="pct"/>
+            <w:tcBorders>
+              <w:top w:val="single" w:sz="4" w:space="0" w:color="010000"/>
+            </w:tcBorders>
+            <w:vAlign w:val="center"/>
+          </w:tcPr>
+          <w:p>
+            <w:pPr>
+              <w:jc w:val="center"/>
+            </w:pPr>
+            <w:r/>
+            <w:r>
+              <w:rPr>
+                <w:rFonts w:hint="eastAsia"/>
+                <w:color w:val="000000"/>
+                <w:sz w:val="21"/>
+              </w:rPr>
+              <w:t>门槛值</w:t>
+            </w:r>
+          </w:p>
+        </w:tc>
+        <w:tc>
+          <w:tcPr>
+            <w:tcW w:w="750" w:type="pct"/>
+            <w:tcBorders>
+              <w:top w:val="single" w:sz="4" w:space="0" w:color="010000"/>
+            </w:tcBorders>
+            <w:vAlign w:val="center"/>
+          </w:tcPr>
+          <w:p>
+            <w:pPr>
+              <w:jc w:val="right"/>
+            </w:pPr>
+            <w:r/>
+            <w:r>
+              <w:rPr>
+                <w:rFonts w:hint="eastAsia"/>
+                <w:color w:val="000000"/>
+                <w:sz w:val="21"/>
+              </w:rPr>
+              <w:t>20,000.00</w:t>
+            </w:r>
+          </w:p>
+        </w:tc>
+        <w:tc>
+          <w:tcPr>
+            <w:tcW w:w="800" w:type="pct"/>
+            <w:tcBorders>
+              <w:top w:val="single" w:sz="4" w:space="0" w:color="010000"/>
+            </w:tcBorders>
+            <w:vAlign w:val="center"/>
+          </w:tcPr>
+          <w:p>
+            <w:pPr>
+              <w:jc w:val="right"/>
+            </w:pPr>
+            <w:r/>
+            <w:r>
+              <w:rPr>
+                <w:rFonts w:hint="eastAsia"/>
+                <w:color w:val="000000"/>
+                <w:sz w:val="21"/>
+              </w:rPr>
+              <w:t>10,000.00</w:t>
+            </w:r>
+          </w:p>
+        </w:tc>
+        <w:tc>
+          <w:tcPr>
+            <w:tcW w:w="1100" w:type="pct"/>
+            <w:tcBorders>
+              <w:top w:val="single" w:sz="4" w:space="0" w:color="010000"/>
+            </w:tcBorders>
+            <w:vAlign w:val="center"/>
+          </w:tcPr>
+          <w:p>
+            <w:pPr>
+              <w:jc w:val="right"/>
+            </w:pPr>
+            <w:r/>
+            <w:r>
+              <w:rPr>
+                <w:rFonts w:hint="eastAsia"/>
+                <w:color w:val="000000"/>
+                <w:sz w:val="21"/>
+              </w:rPr>
+              <w:t>20,000.00</w:t>
+            </w:r>
+          </w:p>
+        </w:tc>
+        <w:tc>
+          <w:tcPr>
+            <w:tcW w:w="850" w:type="pct"/>
+            <w:tcBorders>
+              <w:top w:val="single" w:sz="4" w:space="0" w:color="010000"/>
+            </w:tcBorders>
+            <w:vAlign w:val="center"/>
+          </w:tcPr>
+          <w:p>
+            <w:pPr>
+              <w:jc w:val="right"/>
+            </w:pPr>
+            <w:r/>
+            <w:r>
+              <w:rPr>
+                <w:rFonts w:hint="eastAsia"/>
+                <w:color w:val="000000"/>
+                <w:sz w:val="21"/>
+              </w:rPr>
+              <w:t>150,000.00</w:t>
+            </w:r>
+          </w:p>
+        </w:tc>
+        <w:tc>
+          <w:tcPr>
+            <w:tcW w:w="700" w:type="pct"/>
+            <w:tcBorders>
+              <w:top w:val="single" w:sz="4" w:space="0" w:color="010000"/>
+            </w:tcBorders>
+            <w:vAlign w:val="center"/>
+          </w:tcPr>
+          <w:p>
+            <w:pPr>
+              <w:jc w:val="center"/>
+            </w:pPr>
+            <w:r/>
+            <w:r>
+              <w:rPr>
+                <w:rFonts w:hint="eastAsia"/>
+                <w:color w:val="000000"/>
+                <w:sz w:val="21"/>
+              </w:rPr>
+              <w:t>—</w:t>
+            </w:r>
+          </w:p>
+        </w:tc>
+      </w:tr>
+      <w:tr>
+        <w:trPr>
+          <w:cantSplit/>
+          <w:jc w:val="center"/>
+        </w:trPr>
+        <w:tc>
+          <w:tcPr>
+            <w:tcW w:w="800" w:type="pct"/>
+            <w:tcBorders>
+              <w:top w:val="single" w:sz="4" w:space="0" w:color="010000"/>
+            </w:tcBorders>
+            <w:vAlign w:val="center"/>
+          </w:tcPr>
+          <w:p>
+            <w:pPr>
+              <w:jc w:val="center"/>
+            </w:pPr>
+            <w:r/>
+            <w:r>
+              <w:rPr>
+                <w:rFonts w:hint="eastAsia"/>
+                <w:color w:val="000000"/>
+                <w:sz w:val="21"/>
+              </w:rPr>
+              <w:t>2024—2026年</w:t>
+            </w:r>
+          </w:p>
+        </w:tc>
+        <w:tc>
+          <w:tcPr>
+            <w:tcW w:w="750" w:type="pct"/>
+            <w:tcBorders>
+              <w:top w:val="single" w:sz="4" w:space="0" w:color="010000"/>
+            </w:tcBorders>
+            <w:vAlign w:val="center"/>
+          </w:tcPr>
+          <w:p>
+            <w:pPr>
+              <w:jc w:val="right"/>
+            </w:pPr>
+            <w:r/>
+            <w:r>
+              <w:rPr>
+                <w:rFonts w:hint="eastAsia"/>
+                <w:color w:val="000000"/>
+                <w:sz w:val="21"/>
+              </w:rPr>
+              <w:t>41,056.09</w:t>
+            </w:r>
+          </w:p>
+        </w:tc>
+        <w:tc>
+          <w:tcPr>
+            <w:tcW w:w="800" w:type="pct"/>
+            <w:tcBorders>
+              <w:top w:val="single" w:sz="4" w:space="0" w:color="010000"/>
+            </w:tcBorders>
+            <w:vAlign w:val="center"/>
+          </w:tcPr>
+          <w:p>
+            <w:pPr>
+              <w:jc w:val="right"/>
+            </w:pPr>
+            <w:r/>
+            <w:r>
+              <w:rPr>
+                <w:rFonts w:hint="eastAsia"/>
+                <w:color w:val="000000"/>
+                <w:sz w:val="21"/>
+              </w:rPr>
+              <w:t>19,000.00</w:t>
+            </w:r>
+          </w:p>
+        </w:tc>
+        <w:tc>
+          <w:tcPr>
+            <w:tcW w:w="1100" w:type="pct"/>
+            <w:tcBorders>
+              <w:top w:val="single" w:sz="4" w:space="0" w:color="010000"/>
+            </w:tcBorders>
+            <w:vAlign w:val="center"/>
+          </w:tcPr>
+          <w:p>
+            <w:pPr>
+              <w:jc w:val="right"/>
+            </w:pPr>
+            <w:r/>
+            <w:r>
+              <w:rPr>
+                <w:rFonts w:hint="eastAsia"/>
+                <w:color w:val="000000"/>
+                <w:sz w:val="21"/>
+              </w:rPr>
+              <w:t>15,576.20</w:t>
+            </w:r>
+          </w:p>
+        </w:tc>
+        <w:tc>
+          <w:tcPr>
+            <w:tcW w:w="850" w:type="pct"/>
+            <w:tcBorders>
+              <w:top w:val="single" w:sz="4" w:space="0" w:color="010000"/>
+            </w:tcBorders>
+            <w:vAlign w:val="center"/>
+          </w:tcPr>
+          <w:p>
+            <w:pPr>
+              <w:jc w:val="right"/>
+            </w:pPr>
+            <w:r/>
+            <w:r>
+              <w:rPr>
+                <w:rFonts w:hint="eastAsia"/>
+                <w:color w:val="000000"/>
+                <w:sz w:val="21"/>
+              </w:rPr>
+              <w:t>114,701.50</w:t>
+            </w:r>
+          </w:p>
+        </w:tc>
+        <w:tc>
+          <w:tcPr>
+            <w:tcW w:w="700" w:type="pct"/>
+            <w:tcBorders>
+              <w:top w:val="single" w:sz="4" w:space="0" w:color="010000"/>
+            </w:tcBorders>
+            <w:vAlign w:val="center"/>
+          </w:tcPr>
+          <w:p>
+            <w:pPr>
+              <w:jc w:val="center"/>
+            </w:pPr>
+            <w:r/>
+            <w:r>
+              <w:rPr>
+                <w:rFonts w:hint="eastAsia"/>
+                <w:color w:val="000000"/>
+                <w:sz w:val="21"/>
+              </w:rPr>
+              <w:t>否</w:t>
+            </w:r>
+          </w:p>
+        </w:tc>
+      </w:tr>
+      <w:tr>
+        <w:trPr>
+          <w:cantSplit/>
+          <w:jc w:val="center"/>
+        </w:trPr>
+        <w:tc>
+          <w:tcPr>
+            <w:tcW w:w="800" w:type="pct"/>
+            <w:tcBorders>
+              <w:top w:val="single" w:sz="4" w:space="0" w:color="010000"/>
+            </w:tcBorders>
+            <w:vAlign w:val="center"/>
+          </w:tcPr>
+          <w:p>
+            <w:pPr>
+              <w:jc w:val="center"/>
+            </w:pPr>
+            <w:r/>
+            <w:r>
+              <w:rPr>
+                <w:rFonts w:hint="eastAsia"/>
+                <w:color w:val="000000"/>
+                <w:sz w:val="21"/>
+              </w:rPr>
+              <w:t>2025—2027年</w:t>
+            </w:r>
+          </w:p>
+        </w:tc>
+        <w:tc>
+          <w:tcPr>
+            <w:tcW w:w="750" w:type="pct"/>
+            <w:tcBorders>
+              <w:top w:val="single" w:sz="4" w:space="0" w:color="010000"/>
+            </w:tcBorders>
+            <w:vAlign w:val="center"/>
+          </w:tcPr>
+          <w:p>
+            <w:pPr>
+              <w:jc w:val="right"/>
+            </w:pPr>
+            <w:r/>
+            <w:r>
+              <w:rPr>
+                <w:rFonts w:hint="eastAsia"/>
+                <w:color w:val="000000"/>
+                <w:sz w:val="21"/>
+              </w:rPr>
+              <w:t>55,143.75</w:t>
+            </w:r>
+          </w:p>
+        </w:tc>
+        <w:tc>
+          <w:tcPr>
+            <w:tcW w:w="800" w:type="pct"/>
+            <w:tcBorders>
+              <w:top w:val="single" w:sz="4" w:space="0" w:color="010000"/>
+            </w:tcBorders>
+            <w:vAlign w:val="center"/>
+          </w:tcPr>
+          <w:p>
+            <w:pPr>
+              <w:jc w:val="right"/>
+            </w:pPr>
+            <w:r/>
+            <w:r>
+              <w:rPr>
+                <w:rFonts w:hint="eastAsia"/>
+                <w:color w:val="000000"/>
+                <w:sz w:val="21"/>
+              </w:rPr>
+              <w:t>22,800.00</w:t>
+            </w:r>
+          </w:p>
+        </w:tc>
+        <w:tc>
+          <w:tcPr>
+            <w:tcW w:w="1100" w:type="pct"/>
+            <w:tcBorders>
+              <w:top w:val="single" w:sz="4" w:space="0" w:color="010000"/>
+            </w:tcBorders>
+            <w:vAlign w:val="center"/>
+          </w:tcPr>
+          <w:p>
+            <w:pPr>
+              <w:jc w:val="right"/>
+            </w:pPr>
+            <w:r/>
+            <w:r>
+              <w:rPr>
+                <w:rFonts w:hint="eastAsia"/>
+                <w:color w:val="000000"/>
+                <w:sz w:val="21"/>
+              </w:rPr>
+              <w:t>17,319.47</w:t>
+            </w:r>
+          </w:p>
+        </w:tc>
+        <w:tc>
+          <w:tcPr>
+            <w:tcW w:w="850" w:type="pct"/>
+            <w:tcBorders>
+              <w:top w:val="single" w:sz="4" w:space="0" w:color="010000"/>
+            </w:tcBorders>
+            <w:vAlign w:val="center"/>
+          </w:tcPr>
+          <w:p>
+            <w:pPr>
+              <w:jc w:val="right"/>
+            </w:pPr>
+            <w:r/>
+            <w:r>
+              <w:rPr>
+                <w:rFonts w:hint="eastAsia"/>
+                <w:color w:val="000000"/>
+                <w:sz w:val="21"/>
+              </w:rPr>
+              <w:t>156,435.86</w:t>
+            </w:r>
+          </w:p>
+        </w:tc>
+        <w:tc>
+          <w:tcPr>
+            <w:tcW w:w="700" w:type="pct"/>
+            <w:tcBorders>
+              <w:top w:val="single" w:sz="4" w:space="0" w:color="010000"/>
+            </w:tcBorders>
+            <w:vAlign w:val="center"/>
+          </w:tcPr>
+          <w:p>
+            <w:pPr>
+              <w:jc w:val="center"/>
+            </w:pPr>
+            <w:r/>
+            <w:r>
+              <w:rPr>
+                <w:rFonts w:hint="eastAsia"/>
+                <w:color w:val="000000"/>
+                <w:sz w:val="21"/>
+              </w:rPr>
+              <w:t>是</w:t>
+            </w:r>
+          </w:p>
+        </w:tc>
+      </w:tr>
+      <w:tr>
+        <w:trPr>
+          <w:cantSplit/>
+          <w:jc w:val="center"/>
+        </w:trPr>
+        <w:tc>
+          <w:tcPr>
+            <w:tcW w:w="800" w:type="pct"/>
+            <w:tcBorders>
+              <w:top w:val="single" w:sz="4" w:space="0" w:color="010000"/>
+            </w:tcBorders>
+            <w:vAlign w:val="center"/>
+          </w:tcPr>
+          <w:p>
+            <w:pPr>
+              <w:jc w:val="center"/>
+            </w:pPr>
+            <w:r/>
+            <w:r>
+              <w:rPr>
+                <w:rFonts w:hint="eastAsia"/>
+                <w:color w:val="000000"/>
+                <w:sz w:val="21"/>
+              </w:rPr>
+              <w:t>2026—2028年</w:t>
+            </w:r>
+          </w:p>
+        </w:tc>
+        <w:tc>
+          <w:tcPr>
+            <w:tcW w:w="750" w:type="pct"/>
+            <w:tcBorders>
+              <w:top w:val="single" w:sz="4" w:space="0" w:color="010000"/>
+            </w:tcBorders>
+            <w:vAlign w:val="center"/>
+          </w:tcPr>
+          <w:p>
+            <w:pPr>
+              <w:jc w:val="right"/>
+            </w:pPr>
+            <w:r/>
+            <w:r>
+              <w:rPr>
+                <w:rFonts w:hint="eastAsia"/>
+                <w:color w:val="000000"/>
+                <w:sz w:val="21"/>
+              </w:rPr>
+              <w:t>69,616.00</w:t>
+            </w:r>
+          </w:p>
+        </w:tc>
+        <w:tc>
+          <w:tcPr>
+            <w:tcW w:w="800" w:type="pct"/>
+            <w:tcBorders>
+              <w:top w:val="single" w:sz="4" w:space="0" w:color="010000"/>
+            </w:tcBorders>
+            <w:vAlign w:val="center"/>
+          </w:tcPr>
+          <w:p>
+            <w:pPr>
+              <w:jc w:val="right"/>
+            </w:pPr>
+            <w:r/>
+            <w:r>
+              <w:rPr>
+                <w:rFonts w:hint="eastAsia"/>
+                <w:color w:val="000000"/>
+                <w:sz w:val="21"/>
+              </w:rPr>
+              <w:t>27,816.00</w:t>
+            </w:r>
+          </w:p>
+        </w:tc>
+        <w:tc>
+          <w:tcPr>
+            <w:tcW w:w="1100" w:type="pct"/>
+            <w:tcBorders>
+              <w:top w:val="single" w:sz="4" w:space="0" w:color="010000"/>
+            </w:tcBorders>
+            <w:vAlign w:val="center"/>
+          </w:tcPr>
+          <w:p>
+            <w:pPr>
+              <w:jc w:val="right"/>
+            </w:pPr>
+            <w:r/>
+            <w:r>
+              <w:rPr>
+                <w:rFonts w:hint="eastAsia"/>
+                <w:color w:val="000000"/>
+                <w:sz w:val="21"/>
+              </w:rPr>
+              <w:t>21,514.89</w:t>
+            </w:r>
+          </w:p>
+        </w:tc>
+        <w:tc>
+          <w:tcPr>
+            <w:tcW w:w="850" w:type="pct"/>
+            <w:tcBorders>
+              <w:top w:val="single" w:sz="4" w:space="0" w:color="010000"/>
+            </w:tcBorders>
+            <w:vAlign w:val="center"/>
+          </w:tcPr>
+          <w:p>
+            <w:pPr>
+              <w:jc w:val="right"/>
+            </w:pPr>
+            <w:r/>
+            <w:r>
+              <w:rPr>
+                <w:rFonts w:hint="eastAsia"/>
+                <w:color w:val="000000"/>
+                <w:sz w:val="21"/>
+              </w:rPr>
+              <w:t>193,000.00</w:t>
+            </w:r>
+          </w:p>
+        </w:tc>
+        <w:tc>
+          <w:tcPr>
+            <w:tcW w:w="700" w:type="pct"/>
+            <w:tcBorders>
+              <w:top w:val="single" w:sz="4" w:space="0" w:color="010000"/>
+            </w:tcBorders>
+            <w:vAlign w:val="center"/>
+          </w:tcPr>
+          <w:p>
+            <w:pPr>
+              <w:jc w:val="center"/>
+            </w:pPr>
+            <w:r/>
+            <w:r>
+              <w:rPr>
+                <w:rFonts w:hint="eastAsia"/>
+                <w:color w:val="000000"/>
+                <w:sz w:val="21"/>
+              </w:rPr>
+              <w:t>是</w:t>
+            </w:r>
+          </w:p>
+        </w:tc>
+      </w:tr>
+      <w:tr>
+        <w:trPr>
+          <w:cantSplit/>
+          <w:jc w:val="center"/>
+        </w:trPr>
+        <w:tc>
+          <w:tcPr>
+            <w:tcW w:w="800" w:type="pct"/>
+            <w:tcBorders>
+              <w:top w:val="single" w:sz="4" w:space="0" w:color="010000"/>
+            </w:tcBorders>
+            <w:vAlign w:val="center"/>
+          </w:tcPr>
+          <w:p>
+            <w:pPr>
+              <w:jc w:val="center"/>
+            </w:pPr>
+            <w:r/>
+            <w:r>
+              <w:rPr>
+                <w:rFonts w:hint="eastAsia"/>
+                <w:color w:val="000000"/>
+                <w:sz w:val="21"/>
+              </w:rPr>
+              <w:t>2027—2029年</w:t>
+            </w:r>
+          </w:p>
+        </w:tc>
+        <w:tc>
+          <w:tcPr>
+            <w:tcW w:w="750" w:type="pct"/>
+            <w:tcBorders>
+              <w:top w:val="single" w:sz="4" w:space="0" w:color="010000"/>
+            </w:tcBorders>
+            <w:vAlign w:val="center"/>
+          </w:tcPr>
+          <w:p>
+            <w:pPr>
+              <w:jc w:val="right"/>
+            </w:pPr>
+            <w:r/>
+            <w:r>
+              <w:rPr>
+                <w:rFonts w:hint="eastAsia"/>
+                <w:color w:val="000000"/>
+                <w:sz w:val="21"/>
+              </w:rPr>
+              <w:t>83,438.80</w:t>
+            </w:r>
+          </w:p>
+        </w:tc>
+        <w:tc>
+          <w:tcPr>
+            <w:tcW w:w="800" w:type="pct"/>
+            <w:tcBorders>
+              <w:top w:val="single" w:sz="4" w:space="0" w:color="010000"/>
+            </w:tcBorders>
+            <w:vAlign w:val="center"/>
+          </w:tcPr>
+          <w:p>
+            <w:pPr>
+              <w:jc w:val="right"/>
+            </w:pPr>
+            <w:r/>
+            <w:r>
+              <w:rPr>
+                <w:rFonts w:hint="eastAsia"/>
+                <w:color w:val="000000"/>
+                <w:sz w:val="21"/>
+              </w:rPr>
+              <w:t>32,822.80</w:t>
+            </w:r>
+          </w:p>
+        </w:tc>
+        <w:tc>
+          <w:tcPr>
+            <w:tcW w:w="1100" w:type="pct"/>
+            <w:tcBorders>
+              <w:top w:val="single" w:sz="4" w:space="0" w:color="010000"/>
+            </w:tcBorders>
+            <w:vAlign w:val="center"/>
+          </w:tcPr>
+          <w:p>
+            <w:pPr>
+              <w:jc w:val="right"/>
+            </w:pPr>
+            <w:r/>
+            <w:r>
+              <w:rPr>
+                <w:rFonts w:hint="eastAsia"/>
+                <w:color w:val="000000"/>
+                <w:sz w:val="21"/>
+              </w:rPr>
+              <w:t>27,089.80</w:t>
+            </w:r>
+          </w:p>
+        </w:tc>
+        <w:tc>
+          <w:tcPr>
+            <w:tcW w:w="850" w:type="pct"/>
+            <w:tcBorders>
+              <w:top w:val="single" w:sz="4" w:space="0" w:color="010000"/>
+            </w:tcBorders>
+            <w:vAlign w:val="center"/>
+          </w:tcPr>
+          <w:p>
+            <w:pPr>
+              <w:jc w:val="right"/>
+            </w:pPr>
+            <w:r/>
+            <w:r>
+              <w:rPr>
+                <w:rFonts w:hint="eastAsia"/>
+                <w:color w:val="000000"/>
+                <w:sz w:val="21"/>
+              </w:rPr>
+              <w:t>243,000.00</w:t>
+            </w:r>
+          </w:p>
+        </w:tc>
+        <w:tc>
+          <w:tcPr>
+            <w:tcW w:w="700" w:type="pct"/>
+            <w:tcBorders>
+              <w:top w:val="single" w:sz="4" w:space="0" w:color="010000"/>
+            </w:tcBorders>
+            <w:vAlign w:val="center"/>
+          </w:tcPr>
+          <w:p>
+            <w:pPr>
+              <w:jc w:val="center"/>
+            </w:pPr>
+            <w:r/>
+            <w:r>
+              <w:rPr>
+                <w:rFonts w:hint="eastAsia"/>
+                <w:color w:val="000000"/>
+                <w:sz w:val="21"/>
+              </w:rPr>
+              <w:t>是</w:t>
+            </w:r>
+          </w:p>
+        </w:tc>
+      </w:tr>
+    </w:tbl>
+    <w:p>
+      <w:pPr>
+        <w:pStyle w:val="a6"/>
+        <w:jc w:val="center"/>
+      </w:pPr>
+      <w:r>
+        <w:rPr>
+          <w:rFonts w:hint="eastAsia"/>
+          <w:sz w:val="11"/>
+          <w:szCs w:val="11"/>
+        </w:rPr>
+        <w:t>资料来源：发行人审计报告、公司《燕京中发“十五五”战略规划》，国泰海通投资银行部整理</w:t>
+      </w:r>
+    </w:p>
+    <w:p>
+      <w:pPr>
+        <w:pStyle w:val="a0"/>
+      </w:pPr>
+      <w:r>
+        <w:rPr>
+          <w:rFonts w:hint="eastAsia"/>
+        </w:rPr>
+        <w:t>按2024年度至2026年度测算，净利润的两项要求达到；营业收入累计114,701.50万元，差35,298.50万元，经营活动现金流量净额累计15,576.20万元，差4,423.80万元，二选一的两条支路均未达到，第一套标准不满足。</w:t>
+      </w:r>
+    </w:p>
+    <w:p>
+      <w:pPr>
+        <w:pStyle w:val="a0"/>
+      </w:pPr>
+      <w:r>
+        <w:rPr>
+          <w:rFonts w:hint="eastAsia"/>
+        </w:rPr>
+        <w:t>按2025年度至2027年度测算，营业收入累计156,435.86万元，达到15亿元门槛，第一套标准的全部要求满足。该报告期下经营活动现金流量净额累计17,319.47万元，仍差2,680.53万元，但该项与营业收入为二选一关系，不影响结论。</w:t>
+      </w:r>
+    </w:p>
+    <w:p>
+      <w:pPr>
+        <w:pStyle w:val="a0"/>
+      </w:pPr>
+      <w:r>
+        <w:rPr>
+          <w:rFonts w:hint="eastAsia"/>
+        </w:rPr>
+        <w:t>按2026年度至2028年度及其后的报告期测算，营业收入与经营活动现金流量净额两条支路同时达到。</w:t>
+      </w:r>
+    </w:p>
+    <w:p>
+      <w:pPr>
+        <w:pStyle w:val="a0"/>
+      </w:pPr>
+      <w:r>
+        <w:rPr>
+          <w:rFonts w:hint="eastAsia"/>
+        </w:rPr>
+        <w:t>第二套标准方面，最近一年营业收入自2027年度起达到6亿元门槛，最近三年经营活动现金流量净额累计自2027年度至2029年度的报告期起达到2.5亿元门槛。该套标准另设50亿元预计市值门槛。</w:t>
+      </w:r>
+    </w:p>
+    <w:p>
+      <w:pPr>
+        <w:pStyle w:val="a0"/>
+      </w:pPr>
+      <w:r>
+        <w:rPr>
+          <w:rFonts w:hint="eastAsia"/>
+        </w:rPr>
+        <w:t>上述测算使用的2026年及以后数据为公司战略规划的目标数据，非经审计数据。主板上市条件规定，净利润、营业收入、经营活动产生的现金流量净额均须为经审计的数值。</w:t>
+      </w:r>
+    </w:p>
+    <w:p>
+      <w:pPr>
+        <w:pStyle w:val="2"/>
+        <w:spacing w:before="156" w:after="156"/>
+      </w:pPr>
+      <w:bookmarkStart w:id="1005" w:name="_Toc900005"/>
+      <w:r>
+        <w:rPr>
+          <w:rFonts w:hint="eastAsia"/>
+          <w:b/>
+        </w:rPr>
+        <w:t>主板重组上市的路径</w:t>
+      </w:r>
+      <w:bookmarkEnd w:id="1005"/>
+    </w:p>
+    <w:p>
+      <w:pPr>
+        <w:pStyle w:val="3"/>
+        <w:numPr>
+          <w:ilvl w:val="0"/>
+          <w:numId w:val="0"/>
+        </w:numPr>
+        <w:spacing w:before="156" w:after="156"/>
+      </w:pPr>
+      <w:bookmarkStart w:id="1006" w:name="_Toc900006"/>
+      <w:r>
+        <w:rPr>
+          <w:rFonts w:hint="eastAsia"/>
+        </w:rPr>
+        <w:t>4.1 重组上市的认定</w:t>
+      </w:r>
+      <w:bookmarkEnd w:id="1006"/>
     </w:p>
     <w:p>
       <w:pPr>
@@ -3217,14 +5493,14 @@
         </w:numPr>
         <w:spacing w:before="156" w:after="156"/>
       </w:pPr>
-      <w:bookmarkStart w:id="1004" w:name="_Toc900004"/>
+      <w:bookmarkStart w:id="1007" w:name="_Toc900007"/>
       <w:r>
         <w:rPr>
           <w:rFonts w:hint="eastAsia"/>
         </w:rPr>
-        <w:t>3.2 标的资产的财务条件</w:t>
+        <w:t>4.2 标的资产的财务条件</w:t>
       </w:r>
-      <w:bookmarkEnd w:id="1004"/>
+      <w:bookmarkEnd w:id="1007"/>
     </w:p>
     <w:p>
       <w:pPr>
@@ -3259,7 +5535,7 @@
           <w:b/>
           <w:sz w:val="21"/>
         </w:rPr>
-        <w:t>表4：发行人与主板重组上市标的资产财务条件的比对（单位：万元）</w:t>
+        <w:t>表6：发行人与主板重组上市标的资产财务条件的比对（单位：万元）</w:t>
       </w:r>
     </w:p>
     <w:tbl>
@@ -3906,7 +6182,7 @@
         <w:rPr>
           <w:rFonts w:hint="eastAsia"/>
         </w:rPr>
-        <w:t>比对结果与第二章第一套标准相同，未达标项为最近三年经营活动现金流量净额累计及营业收入累计。标的资产的财务条件不满足。</w:t>
+        <w:t>该条件与主板第一套标准一致，比对结果亦相同。按2023年度至2025年度的经审计数据，未达标项为最近三年经营活动现金流量净额累计及营业收入累计，标的资产的财务条件不满足；按第三章的规划数据测算，自2025年度至2027年度的报告期起满足。</w:t>
       </w:r>
     </w:p>
     <w:p>
@@ -3918,14 +6194,14 @@
         </w:numPr>
         <w:spacing w:before="156" w:after="156"/>
       </w:pPr>
-      <w:bookmarkStart w:id="1005" w:name="_Toc900005"/>
+      <w:bookmarkStart w:id="1008" w:name="_Toc900008"/>
       <w:r>
         <w:rPr>
           <w:rFonts w:hint="eastAsia"/>
         </w:rPr>
-        <w:t>3.3 交易结构方面的因素</w:t>
+        <w:t>4.3 交易结构方面的因素</w:t>
       </w:r>
-      <w:bookmarkEnd w:id="1005"/>
+      <w:bookmarkEnd w:id="1008"/>
     </w:p>
     <w:p>
       <w:pPr>
@@ -3954,7 +6230,7 @@
         <w:pStyle w:val="2"/>
         <w:spacing w:before="156" w:after="156"/>
       </w:pPr>
-      <w:bookmarkStart w:id="1006" w:name="_Toc900006"/>
+      <w:bookmarkStart w:id="1009" w:name="_Toc900009"/>
       <w:r>
         <w:rPr>
           <w:rFonts w:hint="eastAsia"/>
@@ -3962,7 +6238,7 @@
         </w:rPr>
         <w:t>其他板块财务指标对照</w:t>
       </w:r>
-      <w:bookmarkEnd w:id="1006"/>
+      <w:bookmarkEnd w:id="1009"/>
     </w:p>
     <w:p>
       <w:pPr>
@@ -3986,7 +6262,7 @@
           <w:b/>
           <w:sz w:val="21"/>
         </w:rPr>
-        <w:t>表5：发行人与创业板、北交所财务指标的对照</w:t>
+        <w:t>表7：发行人与创业板、北交所财务指标的对照</w:t>
       </w:r>
     </w:p>
     <w:tbl>

--- a/output/燕京中发尽调报告/燕京中发主板上市财务指标测算.docx
+++ b/output/燕京中发尽调报告/燕京中发主板上市财务指标测算.docx
@@ -3364,7 +3364,7 @@
           <w:sz w:val="11"/>
           <w:szCs w:val="11"/>
         </w:rPr>
-        <w:t>资料来源：上海证券交易所主板发行上市条件，国泰海通投资银行部整理，发行人审计报告</w:t>
+        <w:t>资料来源：上海证券交易所主板发行上市条件、发行人审计报告，国泰海通投资银行部整理</w:t>
       </w:r>
     </w:p>
     <w:p>
@@ -5371,7 +5371,7 @@
           <w:sz w:val="11"/>
           <w:szCs w:val="11"/>
         </w:rPr>
-        <w:t>资料来源：发行人审计报告、公司《燕京中发“十五五”战略规划》，国泰海通投资银行部整理</w:t>
+        <w:t>资料来源：发行人审计报告、公司《燕京中发“十五五”战略规划》，国泰海通投资银行部整理。2024年度、2025年度为经审计数，2026年度及以后年度为规划目标数，经营活动现金流量净额为模拟测算</w:t>
       </w:r>
     </w:p>
     <w:p>
@@ -5470,7 +5470,7 @@
         <w:rPr>
           <w:rFonts w:hint="eastAsia"/>
         </w:rPr>
-        <w:t>重组上市即市场通称的借壳上市。《上市公司重大资产重组管理办法》第十三条规定，上市公司自控制权发生变更之日起三十六个月内，向收购人及其关联人购买资产，导致上市公司发生根本变化情形之一的，构成重组上市。</w:t>
+        <w:t>《上市公司重大资产重组管理办法》第十三条规定，上市公司自控制权发生变更之日起三十六个月内，向收购人及其关联人购买资产，导致上市公司发生根本变化情形之一的，构成重组上市。</w:t>
       </w:r>
     </w:p>
     <w:p>
